--- a/docs/Enimerosi_Goneon.docx
+++ b/docs/Enimerosi_Goneon.docx
@@ -730,7 +730,7 @@
         <w:t xml:space="preserve"> </w:t>
       </w:r>
       <w:r>
-        <w:t xml:space="preserve">τα στοιχεία του μαθητή από το myschool (ΑΜ, τάξη, ονοματεπώνυμο, ονόματα γονέων, μόνο για την ταυτοποίηση), το ονοματεπώνυμο και προαιρετικά το email του γονέα που κάνει τη δήλωση, και η σειρά προτίμησης.</w:t>
+        <w:t xml:space="preserve">τα στοιχεία του μαθητή από το myschool (ΑΜ, τάξη, ονοματεπώνυμο, ονόματα γονέων, μόνο για την ταυτοποίηση), το ονοματεπώνυμο και το email του γονέα που κάνει τη δήλωση (για επικοινωνία με το σχολείο), και η σειρά προτίμησης.</w:t>
       </w:r>
     </w:p>
     <w:p>
